--- a/handout/M11-M15-big-picture-reference.docx
+++ b/handout/M11-M15-big-picture-reference.docx
@@ -708,193 +708,6 @@
                 <w:szCs w:val="18"/>
               </w:rPr>
               <w:t xml:space="preserve">Zero-setup, onboarding</w:t>
-            </w:r>
-          </w:p>
-        </w:tc>
-      </w:tr>
-      <w:tr>
-        <w:tc>
-          <w:tcPr>
-            <w:tcW w:type="dxa" w:w="2500"/>
-            <w:tcBorders>
-              <w:top w:val="single" w:color="E2E8F0" w:sz="1"/>
-              <w:left w:val="single" w:color="E2E8F0" w:sz="1"/>
-              <w:bottom w:val="single" w:color="E2E8F0" w:sz="1"/>
-              <w:right w:val="single" w:color="E2E8F0" w:sz="1"/>
-            </w:tcBorders>
-            <w:shd w:fill="F8FAFC" w:val="clear"/>
-            <w:tcMar>
-              <w:top w:type="dxa" w:w="60"/>
-              <w:left w:type="dxa" w:w="100"/>
-              <w:bottom w:type="dxa" w:w="60"/>
-              <w:right w:type="dxa" w:w="100"/>
-            </w:tcMar>
-          </w:tcPr>
-          <w:p>
-            <w:r>
-              <w:rPr>
-                <w:rFonts w:ascii="Calibri" w:cs="Calibri" w:eastAsia="Calibri" w:hAnsi="Calibri"/>
-                <w:b/>
-                <w:bCs/>
-                <w:color w:val="1E293B"/>
-                <w:sz w:val="18"/>
-                <w:szCs w:val="18"/>
-              </w:rPr>
-              <w:t xml:space="preserve">Teleport (web→local)</w:t>
-            </w:r>
-          </w:p>
-        </w:tc>
-        <w:tc>
-          <w:tcPr>
-            <w:tcW w:type="dxa" w:w="3966"/>
-            <w:tcBorders>
-              <w:top w:val="single" w:color="E2E8F0" w:sz="1"/>
-              <w:left w:val="single" w:color="E2E8F0" w:sz="1"/>
-              <w:bottom w:val="single" w:color="E2E8F0" w:sz="1"/>
-              <w:right w:val="single" w:color="E2E8F0" w:sz="1"/>
-            </w:tcBorders>
-            <w:shd w:fill="F8FAFC" w:val="clear"/>
-            <w:tcMar>
-              <w:top w:type="dxa" w:w="60"/>
-              <w:left w:type="dxa" w:w="100"/>
-              <w:bottom w:type="dxa" w:w="60"/>
-              <w:right w:type="dxa" w:w="100"/>
-            </w:tcMar>
-          </w:tcPr>
-          <w:p>
-            <w:r>
-              <w:rPr>
-                <w:rFonts w:ascii="Calibri" w:cs="Calibri" w:eastAsia="Calibri" w:hAnsi="Calibri"/>
-                <w:b w:val="false"/>
-                <w:bCs w:val="false"/>
-                <w:color w:val="1E293B"/>
-                <w:sz w:val="18"/>
-                <w:szCs w:val="18"/>
-              </w:rPr>
-              <w:t xml:space="preserve">--teleport flag</w:t>
-            </w:r>
-          </w:p>
-        </w:tc>
-        <w:tc>
-          <w:tcPr>
-            <w:tcW w:type="dxa" w:w="4000"/>
-            <w:tcBorders>
-              <w:top w:val="single" w:color="E2E8F0" w:sz="1"/>
-              <w:left w:val="single" w:color="E2E8F0" w:sz="1"/>
-              <w:bottom w:val="single" w:color="E2E8F0" w:sz="1"/>
-              <w:right w:val="single" w:color="E2E8F0" w:sz="1"/>
-            </w:tcBorders>
-            <w:shd w:fill="F8FAFC" w:val="clear"/>
-            <w:tcMar>
-              <w:top w:type="dxa" w:w="60"/>
-              <w:left w:type="dxa" w:w="100"/>
-              <w:bottom w:type="dxa" w:w="60"/>
-              <w:right w:type="dxa" w:w="100"/>
-            </w:tcMar>
-          </w:tcPr>
-          <w:p>
-            <w:r>
-              <w:rPr>
-                <w:rFonts w:ascii="Calibri" w:cs="Calibri" w:eastAsia="Calibri" w:hAnsi="Calibri"/>
-                <w:b w:val="false"/>
-                <w:bCs w:val="false"/>
-                <w:color w:val="1E293B"/>
-                <w:sz w:val="18"/>
-                <w:szCs w:val="18"/>
-              </w:rPr>
-              <w:t xml:space="preserve">Start remote, finish local</w:t>
-            </w:r>
-          </w:p>
-        </w:tc>
-      </w:tr>
-      <w:tr>
-        <w:tc>
-          <w:tcPr>
-            <w:tcW w:type="dxa" w:w="2500"/>
-            <w:tcBorders>
-              <w:top w:val="single" w:color="E2E8F0" w:sz="1"/>
-              <w:left w:val="single" w:color="E2E8F0" w:sz="1"/>
-              <w:bottom w:val="single" w:color="E2E8F0" w:sz="1"/>
-              <w:right w:val="single" w:color="E2E8F0" w:sz="1"/>
-            </w:tcBorders>
-            <w:tcMar>
-              <w:top w:type="dxa" w:w="60"/>
-              <w:left w:type="dxa" w:w="100"/>
-              <w:bottom w:type="dxa" w:w="60"/>
-              <w:right w:type="dxa" w:w="100"/>
-            </w:tcMar>
-          </w:tcPr>
-          <w:p>
-            <w:r>
-              <w:rPr>
-                <w:rFonts w:ascii="Calibri" w:cs="Calibri" w:eastAsia="Calibri" w:hAnsi="Calibri"/>
-                <w:b/>
-                <w:bCs/>
-                <w:color w:val="1E293B"/>
-                <w:sz w:val="18"/>
-                <w:szCs w:val="18"/>
-              </w:rPr>
-              <w:t xml:space="preserve">Remote Control</w:t>
-            </w:r>
-          </w:p>
-        </w:tc>
-        <w:tc>
-          <w:tcPr>
-            <w:tcW w:type="dxa" w:w="3966"/>
-            <w:tcBorders>
-              <w:top w:val="single" w:color="E2E8F0" w:sz="1"/>
-              <w:left w:val="single" w:color="E2E8F0" w:sz="1"/>
-              <w:bottom w:val="single" w:color="E2E8F0" w:sz="1"/>
-              <w:right w:val="single" w:color="E2E8F0" w:sz="1"/>
-            </w:tcBorders>
-            <w:tcMar>
-              <w:top w:type="dxa" w:w="60"/>
-              <w:left w:type="dxa" w:w="100"/>
-              <w:bottom w:type="dxa" w:w="60"/>
-              <w:right w:type="dxa" w:w="100"/>
-            </w:tcMar>
-          </w:tcPr>
-          <w:p>
-            <w:r>
-              <w:rPr>
-                <w:rFonts w:ascii="Calibri" w:cs="Calibri" w:eastAsia="Calibri" w:hAnsi="Calibri"/>
-                <w:b w:val="false"/>
-                <w:bCs w:val="false"/>
-                <w:color w:val="1E293B"/>
-                <w:sz w:val="18"/>
-                <w:szCs w:val="18"/>
-              </w:rPr>
-              <w:t xml:space="preserve">--remote-control-...</w:t>
-            </w:r>
-          </w:p>
-        </w:tc>
-        <w:tc>
-          <w:tcPr>
-            <w:tcW w:type="dxa" w:w="4000"/>
-            <w:tcBorders>
-              <w:top w:val="single" w:color="E2E8F0" w:sz="1"/>
-              <w:left w:val="single" w:color="E2E8F0" w:sz="1"/>
-              <w:bottom w:val="single" w:color="E2E8F0" w:sz="1"/>
-              <w:right w:val="single" w:color="E2E8F0" w:sz="1"/>
-            </w:tcBorders>
-            <w:tcMar>
-              <w:top w:type="dxa" w:w="60"/>
-              <w:left w:type="dxa" w:w="100"/>
-              <w:bottom w:type="dxa" w:w="60"/>
-              <w:right w:type="dxa" w:w="100"/>
-            </w:tcMar>
-          </w:tcPr>
-          <w:p>
-            <w:r>
-              <w:rPr>
-                <w:rFonts w:ascii="Calibri" w:cs="Calibri" w:eastAsia="Calibri" w:hAnsi="Calibri"/>
-                <w:b w:val="false"/>
-                <w:bCs w:val="false"/>
-                <w:color w:val="1E293B"/>
-                <w:sz w:val="18"/>
-                <w:szCs w:val="18"/>
-              </w:rPr>
-              <w:t xml:space="preserve">Pair programming, sharing</w:t>
             </w:r>
           </w:p>
         </w:tc>
